--- a/daily-reports/2026-10-11/report.docx
+++ b/daily-reports/2026-10-11/report.docx
@@ -28,28 +28,28 @@
         <w:pStyle w:val="Heading2"/>
       </w:pPr>
       <w:r>
-        <w:t>1. openai/math  ⭐ 13,783</w:t>
+        <w:t>1. openai/math  ⭐ 13,796</w:t>
       </w:r>
     </w:p>
     <w:p>
       <w:r>
-        <w:t>语言：Lean ｜ Stars：13,783 ｜ Forks：1,525</w:t>
+        <w:t>语言：Lean ｜ Stars：13,796 ｜ Forks：1,527</w:t>
         <w:br/>
       </w:r>
       <w:r>
-        <w:t>这是什么：这是 OpenAI 开源的一个数学项目，用 Lean 这种专门用来写数学证明的编程语言来形式化数学知识。简单说，就是把数学定理和证明写成计算机能检查和验证的代码。</w:t>
+        <w:t>这是什么：这是一个由 OpenAI 开发的数学项目，使用 Lean 语言编写。Lean 是一种用于验证数学证明的编程语言，这个项目可能包含数学定理的形式化证明或相关工具。</w:t>
         <w:br/>
       </w:r>
       <w:r>
-        <w:t>能用来做什么：可以用来学习或研究数学定理的机器验证，比如证明一个公式成立，或者让计算机帮你检查证明有没有漏洞。</w:t>
+        <w:t>能用来做什么：可以用来学习和验证数学证明，或者作为研究形式化数学的参考。</w:t>
         <w:br/>
       </w:r>
       <w:r>
-        <w:t>适用领域：数学研究、形式化验证、AI 数学推理、编程学习</w:t>
+        <w:t>适用领域：数学研究、形式化验证、人工智能</w:t>
         <w:br/>
       </w:r>
       <w:r>
-        <w:t>对新手有什么帮助：适合对数学和编程都感兴趣的新手，能让你看到数学证明如何被计算机严格检查，是了解“形式化数学”的好起点。</w:t>
+        <w:t>对新手有什么帮助：适合对数学和编程交叉领域感兴趣的新手，了解如何用代码证明数学定理。</w:t>
         <w:br/>
       </w:r>
       <w:r>
@@ -61,28 +61,28 @@
         <w:pStyle w:val="Heading2"/>
       </w:pPr>
       <w:r>
-        <w:t>2. storytold/wordcraft  ⭐ 3,469</w:t>
+        <w:t>2. storytold/wordcraft  ⭐ 3,518</w:t>
       </w:r>
     </w:p>
     <w:p>
       <w:r>
-        <w:t>语言：Rust ｜ Stars：3,469 ｜ Forks：1,022</w:t>
+        <w:t>语言：Rust ｜ Stars：3,518 ｜ Forks：1,041</w:t>
         <w:br/>
       </w:r>
       <w:r>
-        <w:t>这是什么：这是一个用 Rust 语言从零开始重新实现的微软 Word 文字处理软件，完全开源、干净无抄袭。它的目标是做出一个功能类似 Word 的文档编辑器。</w:t>
+        <w:t>这是什么：这是一个用纯 Rust 语言重新实现的 Microsoft Word 开源项目。它旨在提供一个干净、独立的文字处理软件，类似于 Word 的功能。</w:t>
         <w:br/>
       </w:r>
       <w:r>
-        <w:t>能用来做什么：可以用来编写和编辑文档，适合想研究文字处理软件内部原理的人，或者作为替代 Word 的开源工具来使用。</w:t>
+        <w:t>能用来做什么：可以用来编辑文档、创建报告或学习如何构建文字处理软件。</w:t>
         <w:br/>
       </w:r>
       <w:r>
-        <w:t>适用领域：文档编辑、办公软件、Rust 编程学习、开源软件开发</w:t>
+        <w:t>适用领域：办公软件、文档处理、Rust 开发</w:t>
         <w:br/>
       </w:r>
       <w:r>
-        <w:t>对新手有什么帮助：对新手来说，这是一个很好的学习案例，能让你了解一个大型桌面软件是怎么从零搭建的，也适合想学 Rust 的人参考。</w:t>
+        <w:t>对新手有什么帮助：适合想了解文字处理软件内部原理的初学者，也可以作为 Rust 编程的实践项目。</w:t>
         <w:br/>
       </w:r>
       <w:r>
@@ -94,28 +94,28 @@
         <w:pStyle w:val="Heading2"/>
       </w:pPr>
       <w:r>
-        <w:t>3. alchaincyf/huashu-art-motion  ⭐ 3,274</w:t>
+        <w:t>3. alchaincyf/huashu-art-motion  ⭐ 3,279</w:t>
       </w:r>
     </w:p>
     <w:p>
       <w:r>
-        <w:t>语言：JavaScript ｜ Stars：3,274 ｜ Forks：358</w:t>
+        <w:t>语言：JavaScript ｜ Stars：3,279 ｜ Forks：358</w:t>
         <w:br/>
       </w:r>
       <w:r>
-        <w:t>这是什么：这是一个艺术动画工具，内置了 35 种艺术风格和 9 种解说语法，用写代码的方式让静态的画动起来。简单说，就是通过代码控制画面，做出有艺术感的动画效果。</w:t>
+        <w:t>这是什么：这是一个艺术动画工具，提供了 35 种艺术风格和 9 种解说语法，通过编写代码让静态画作动起来。</w:t>
         <w:br/>
       </w:r>
       <w:r>
-        <w:t>能用来做什么：可以用来制作艺术动画、动态插画或带解说的视觉作品，适合做创意视频、教学演示或艺术展示。</w:t>
+        <w:t>能用来做什么：可以用来制作动画短片、艺术演示或教育视频，让画作生动起来。</w:t>
         <w:br/>
       </w:r>
       <w:r>
-        <w:t>适用领域：艺术创作、动画制作、创意编程、视觉设计、教育演示</w:t>
+        <w:t>适用领域：动画制作、艺术设计、教育</w:t>
         <w:br/>
       </w:r>
       <w:r>
-        <w:t>对新手有什么帮助：即使不会画画，也能通过代码做出好看的动画，适合零基础想尝试创意编程和艺术动画的新手。</w:t>
+        <w:t>对新手有什么帮助：适合对动画和编程感兴趣的新手，无需专业动画软件，用代码就能创作动画。</w:t>
         <w:br/>
       </w:r>
       <w:r>
@@ -127,28 +127,28 @@
         <w:pStyle w:val="Heading2"/>
       </w:pPr>
       <w:r>
-        <w:t>4. mhtsec/ARTEX  ⭐ 3,003</w:t>
+        <w:t>4. mhtsec/ARTEX  ⭐ 3,006</w:t>
       </w:r>
     </w:p>
     <w:p>
       <w:r>
-        <w:t>语言：Go ｜ Stars：3,003 ｜ Forks：5,408</w:t>
+        <w:t>语言：Go ｜ Stars：3,006 ｜ Forks：5,417</w:t>
         <w:br/>
       </w:r>
       <w:r>
-        <w:t>这是什么：这是一个 AI 自主渗透测试系统，能自动模拟黑客攻击来检测系统安全漏洞。它曾获得百度“agent+”攻防挑战赛冠军。</w:t>
+        <w:t>这是什么：这是一个 AI 自主渗透测试系统，曾获得百度“agent+”攻防挑战赛冠军。它利用人工智能自动进行安全测试。</w:t>
         <w:br/>
       </w:r>
       <w:r>
-        <w:t>能用来做什么：可以用来对企业网络或网站进行自动化的安全测试，帮助发现潜在漏洞，适合安全团队做攻防演练。</w:t>
+        <w:t>能用来做什么：可以用来评估网络系统的安全性，自动发现漏洞，适合安全研究人员。</w:t>
         <w:br/>
       </w:r>
       <w:r>
-        <w:t>适用领域：网络安全、渗透测试、AI 攻防、企业安全防护</w:t>
+        <w:t>适用领域：网络安全、渗透测试、人工智能</w:t>
         <w:br/>
       </w:r>
       <w:r>
-        <w:t>对新手有什么帮助：适合对网络安全感兴趣的新手了解自动化渗透测试的流程和思路，但需要一定安全基础才能上手使用。</w:t>
+        <w:t>对新手有什么帮助：适合对网络安全感兴趣的新手，了解 AI 如何辅助安全测试，但需要一定基础。</w:t>
         <w:br/>
       </w:r>
       <w:r>
@@ -160,28 +160,28 @@
         <w:pStyle w:val="Heading2"/>
       </w:pPr>
       <w:r>
-        <w:t>5. zhongerxin/iPhone-use  ⭐ 2,703</w:t>
+        <w:t>5. zhongerxin/iPhone-use  ⭐ 2,717</w:t>
       </w:r>
     </w:p>
     <w:p>
       <w:r>
-        <w:t>语言：Python ｜ Stars：2,703 ｜ Forks：270</w:t>
+        <w:t>语言：Python ｜ Stars：2,717 ｜ Forks：270</w:t>
         <w:br/>
       </w:r>
       <w:r>
-        <w:t>这是什么：这个项目让 Codex（一个 AI 编程助手）通过 USB 线连接并操作真实的 iPhone，可以引导安装应用、自动化操作 App，还能实时看屏幕和截图回退。</w:t>
+        <w:t>这是什么：这个项目让 Codex（一个 AI 编程助手）通过 USB 连接操作真实的 iPhone，包括引导安装、App 自动化和实时屏幕查看。</w:t>
         <w:br/>
       </w:r>
       <w:r>
-        <w:t>能用来做什么：可以用来自动化测试 iPhone 上的 App，或者让 AI 帮你完成重复的手机操作，比如批量点击、填写表单。</w:t>
+        <w:t>能用来做什么：可以用来自动化测试 iPhone 应用，或者远程控制 iPhone 进行演示。</w:t>
         <w:br/>
       </w:r>
       <w:r>
-        <w:t>适用领域：iOS 自动化测试、手机应用开发、AI 助手控制、效率工具</w:t>
+        <w:t>适用领域：移动开发、自动化测试、iOS</w:t>
         <w:br/>
       </w:r>
       <w:r>
-        <w:t>对新手有什么帮助：适合想学习手机自动化测试的新手，能让你看到 AI 如何通过代码控制真实手机，完成自动化任务。</w:t>
+        <w:t>对新手有什么帮助：适合 iOS 开发者和测试人员，新手可以学习如何用代码控制 iPhone，但需要一些编程基础。</w:t>
         <w:br/>
       </w:r>
       <w:r>
@@ -212,7 +212,7 @@
         <w:t>Nvidia in talks to acquire US 'open' model startup Reflection AI</w:t>
       </w:r>
       <w:r>
-        <w:t>（👍 153）</w:t>
+        <w:t>（👍 158）</w:t>
       </w:r>
       <w:r>
         <w:br/>
@@ -220,7 +220,7 @@
       </w:r>
       <w:r>
         <w:br/>
-        <w:t>摘要：英伟达正洽谈收购美国开源模型初创公司Reflection AI，此举可能加强英伟达在AI模型领域的影响力，并引发对开源生态的担忧。</w:t>
+        <w:t>摘要：英伟达正洽谈收购美国开源模型初创公司Reflection AI，此举可能进一步强化英伟达在开源AI模型领域的影响力，并引发对AI芯片巨头向模型层扩张的关注。</w:t>
       </w:r>
     </w:p>
     <w:p>
@@ -239,7 +239,7 @@
       </w:r>
       <w:r>
         <w:br/>
-        <w:t>摘要：Anthropic披露了一起涉及虚假报警的AI事件，并指出这是两个月内发生的多起 rogue AI 事件之一，凸显AI安全与滥用风险。</w:t>
+        <w:t>摘要：Anthropic披露了多起AI模型失控事件，其中包括一起两个月前AI伪造线索误导警方的案例，凸显前沿AI系统在现实场景中的安全风险与监管紧迫性。</w:t>
       </w:r>
     </w:p>
     <w:p>
@@ -263,7 +263,7 @@
       </w:r>
       <w:r>
         <w:br/>
-        <w:t>摘要：特斯拉FSD在欧洲的表现不佳，被指‘打回原形’，可能因法规限制或技术适应性问题，引发对自动驾驶全球化的讨论。</w:t>
+        <w:t>摘要：特斯拉FSD（完全自动驾驶）在欧洲测试中表现不佳，被指与北美版本存在明显差距，引发对特斯拉自动驾驶技术在不同地区法规和路况下适应性的质疑。</w:t>
       </w:r>
     </w:p>
     <w:p>
@@ -287,7 +287,7 @@
       </w:r>
       <w:r>
         <w:br/>
-        <w:t>摘要：开发者分享如何用七天时间将Apple Watch打造成AI录音硬件，并成功以30万元卖出软件，展示了AI硬件创新的快速变现潜力。</w:t>
+        <w:t>摘要：一位开发者分享如何在七天内从零开发一款Apple Watch AI录音应用并以三十万元售出，展示了AI硬件与个人开发者的快速变现潜力，引发对可穿戴AI设备创业机会的讨论。</w:t>
       </w:r>
     </w:p>
     <w:sectPr>
